--- a/aulas/aula-05-backtest-v1/roteiro-aula-05-backtest-v1.docx
+++ b/aulas/aula-05-backtest-v1/roteiro-aula-05-backtest-v1.docx
@@ -117,7 +117,7 @@
           <w:color w:val="0D1B3E"/>
           <w:sz w:val="30"/>
         </w:rPr>
-        <w:t>PARTE 1 — TEORIA (25 min)</w:t>
+        <w:t>PARTE 1 — TEORIA (20 min)</w:t>
       </w:r>
     </w:p>
     <w:p>
@@ -127,7 +127,7 @@
           <w:color w:val="F5A623"/>
           <w:sz w:val="18"/>
         </w:rPr>
-        <w:t xml:space="preserve">  0:05 – 0:30</w:t>
+        <w:t xml:space="preserve">  0:03 – 0:20</w:t>
       </w:r>
     </w:p>
     <w:p>
@@ -348,7 +348,7 @@
           <w:color w:val="0D1B3E"/>
           <w:sz w:val="30"/>
         </w:rPr>
-        <w:t>PARTE 2 — LIVE CODING (90 min)</w:t>
+        <w:t>PARTE 2 — LIVE CODING (40 min)</w:t>
       </w:r>
     </w:p>
     <w:p>
@@ -358,7 +358,7 @@
           <w:color w:val="F5A623"/>
           <w:sz w:val="18"/>
         </w:rPr>
-        <w:t xml:space="preserve">  0:30 – 2:00</w:t>
+        <w:t xml:space="preserve">  0:20 – 0:55</w:t>
       </w:r>
     </w:p>
     <w:p>
